--- a/Camp Business Rules.docx
+++ b/Camp Business Rules.docx
@@ -31,21 +31,23 @@
       <w:pPr>
         <w:rPr>
           <w:b w:val="1"/>
-        </w:rPr>
-      </w:pPr>
-      <w:r>
-        <w:rPr>
-          <w:rtl w:val="0"/>
-        </w:rPr>
-      </w:r>
-    </w:p>
-    <w:p>
-      <w:pPr>
-        <w:rPr/>
-      </w:pPr>
-      <w:r>
-        <w:rPr>
-          <w:b w:val="1"/>
+          <w:bCs w:val="1"/>
+        </w:rPr>
+      </w:pPr>
+      <w:r>
+        <w:rPr>
+          <w:rtl w:val="0"/>
+        </w:rPr>
+      </w:r>
+    </w:p>
+    <w:p>
+      <w:pPr>
+        <w:rPr/>
+      </w:pPr>
+      <w:r>
+        <w:rPr>
+          <w:b w:val="1"/>
+          <w:bCs w:val="1"/>
           <w:rtl w:val="0"/>
         </w:rPr>
         <w:t xml:space="preserve">*Counsellors</w:t>
@@ -72,6 +74,7 @@
       <w:r>
         <w:rPr>
           <w:b w:val="1"/>
+          <w:bCs w:val="1"/>
           <w:rtl w:val="0"/>
         </w:rPr>
         <w:t xml:space="preserve">Address</w:t>
@@ -100,6 +103,7 @@
       <w:r>
         <w:rPr>
           <w:b w:val="1"/>
+          <w:bCs w:val="1"/>
           <w:rtl w:val="0"/>
         </w:rPr>
         <w:t xml:space="preserve">*Campers</w:t>
@@ -126,6 +130,7 @@
       <w:r>
         <w:rPr>
           <w:b w:val="1"/>
+          <w:bCs w:val="1"/>
           <w:rtl w:val="0"/>
         </w:rPr>
         <w:t xml:space="preserve">Address</w:t>
@@ -139,6 +144,7 @@
       <w:r>
         <w:rPr>
           <w:b w:val="1"/>
+          <w:bCs w:val="1"/>
           <w:rtl w:val="0"/>
         </w:rPr>
         <w:t xml:space="preserve">guardian</w:t>
@@ -167,6 +173,7 @@
       <w:r>
         <w:rPr>
           <w:b w:val="1"/>
+          <w:bCs w:val="1"/>
           <w:rtl w:val="0"/>
         </w:rPr>
         <w:t xml:space="preserve">*Guardians</w:t>
@@ -195,6 +202,7 @@
       <w:r>
         <w:rPr>
           <w:b w:val="1"/>
+          <w:bCs w:val="1"/>
           <w:rtl w:val="0"/>
         </w:rPr>
         <w:t xml:space="preserve">*Address</w:t>
@@ -242,6 +250,7 @@
       <w:r>
         <w:rPr>
           <w:b w:val="1"/>
+          <w:bCs w:val="1"/>
           <w:rtl w:val="0"/>
         </w:rPr>
         <w:t xml:space="preserve">*Activities </w:t>
@@ -268,6 +277,7 @@
       <w:r>
         <w:rPr>
           <w:b w:val="1"/>
+          <w:bCs w:val="1"/>
           <w:rtl w:val="0"/>
         </w:rPr>
         <w:t xml:space="preserve">badge </w:t>
@@ -293,11 +303,13 @@
       <w:pPr>
         <w:rPr>
           <w:b w:val="1"/>
-        </w:rPr>
-      </w:pPr>
-      <w:r>
-        <w:rPr>
-          <w:b w:val="1"/>
+          <w:bCs w:val="1"/>
+        </w:rPr>
+      </w:pPr>
+      <w:r>
+        <w:rPr>
+          <w:b w:val="1"/>
+          <w:bCs w:val="1"/>
           <w:rtl w:val="0"/>
         </w:rPr>
         <w:t xml:space="preserve">*Event</w:t>
@@ -324,6 +336,7 @@
       <w:r>
         <w:rPr>
           <w:b w:val="1"/>
+          <w:bCs w:val="1"/>
           <w:rtl w:val="0"/>
         </w:rPr>
         <w:t xml:space="preserve">counsellor</w:t>
@@ -337,6 +350,7 @@
       <w:r>
         <w:rPr>
           <w:b w:val="1"/>
+          <w:bCs w:val="1"/>
           <w:rtl w:val="0"/>
         </w:rPr>
         <w:t xml:space="preserve">activity</w:t>
@@ -350,6 +364,7 @@
       <w:r>
         <w:rPr>
           <w:b w:val="1"/>
+          <w:bCs w:val="1"/>
           <w:rtl w:val="0"/>
         </w:rPr>
         <w:t xml:space="preserve">location</w:t>
@@ -372,6 +387,7 @@
       <w:r>
         <w:rPr>
           <w:b w:val="1"/>
+          <w:bCs w:val="1"/>
           <w:rtl w:val="0"/>
         </w:rPr>
         <w:t xml:space="preserve">Event Location</w:t>
@@ -391,6 +407,7 @@
       <w:r>
         <w:rPr>
           <w:b w:val="1"/>
+          <w:bCs w:val="1"/>
           <w:u w:val="single"/>
           <w:rtl w:val="0"/>
         </w:rPr>
@@ -420,6 +437,7 @@
       <w:r>
         <w:rPr>
           <w:b w:val="1"/>
+          <w:bCs w:val="1"/>
           <w:rtl w:val="0"/>
         </w:rPr>
         <w:t xml:space="preserve">Event Registration</w:t>
@@ -433,6 +451,7 @@
       <w:r>
         <w:rPr>
           <w:b w:val="1"/>
+          <w:bCs w:val="1"/>
           <w:u w:val="single"/>
           <w:rtl w:val="0"/>
         </w:rPr>
@@ -447,6 +466,7 @@
       <w:r>
         <w:rPr>
           <w:b w:val="1"/>
+          <w:bCs w:val="1"/>
           <w:u w:val="single"/>
           <w:rtl w:val="0"/>
         </w:rPr>
@@ -476,6 +496,7 @@
       <w:r>
         <w:rPr>
           <w:b w:val="1"/>
+          <w:bCs w:val="1"/>
           <w:rtl w:val="0"/>
         </w:rPr>
         <w:t xml:space="preserve">Badge</w:t>
@@ -517,6 +538,7 @@
       <w:r>
         <w:rPr>
           <w:b w:val="1"/>
+          <w:bCs w:val="1"/>
           <w:rtl w:val="0"/>
         </w:rPr>
         <w:t xml:space="preserve">Badge Collection</w:t>
@@ -530,6 +552,7 @@
       <w:r>
         <w:rPr>
           <w:b w:val="1"/>
+          <w:bCs w:val="1"/>
           <w:rtl w:val="0"/>
         </w:rPr>
         <w:t xml:space="preserve"> </w:t>
@@ -537,6 +560,7 @@
       <w:r>
         <w:rPr>
           <w:b w:val="1"/>
+          <w:bCs w:val="1"/>
           <w:u w:val="single"/>
           <w:rtl w:val="0"/>
         </w:rPr>
@@ -551,6 +575,7 @@
       <w:r>
         <w:rPr>
           <w:b w:val="1"/>
+          <w:bCs w:val="1"/>
           <w:u w:val="single"/>
           <w:rtl w:val="0"/>
         </w:rPr>
@@ -565,6 +590,7 @@
       <w:r>
         <w:rPr>
           <w:b w:val="1"/>
+          <w:bCs w:val="1"/>
           <w:rtl w:val="0"/>
         </w:rPr>
         <w:t xml:space="preserve">event number </w:t>
@@ -580,21 +606,23 @@
       <w:pPr>
         <w:rPr>
           <w:b w:val="1"/>
-        </w:rPr>
-      </w:pPr>
-      <w:r>
-        <w:rPr>
-          <w:rtl w:val="0"/>
-        </w:rPr>
-      </w:r>
-    </w:p>
-    <w:p>
-      <w:pPr>
-        <w:rPr/>
-      </w:pPr>
-      <w:r>
-        <w:rPr>
-          <w:b w:val="1"/>
+          <w:bCs w:val="1"/>
+        </w:rPr>
+      </w:pPr>
+      <w:r>
+        <w:rPr>
+          <w:rtl w:val="0"/>
+        </w:rPr>
+      </w:r>
+    </w:p>
+    <w:p>
+      <w:pPr>
+        <w:rPr/>
+      </w:pPr>
+      <w:r>
+        <w:rPr>
+          <w:b w:val="1"/>
+          <w:bCs w:val="1"/>
           <w:rtl w:val="0"/>
         </w:rPr>
         <w:t xml:space="preserve">*Equipment</w:t>
@@ -608,6 +636,7 @@
       <w:r>
         <w:rPr>
           <w:b w:val="1"/>
+          <w:bCs w:val="1"/>
           <w:u w:val="single"/>
           <w:rtl w:val="0"/>
         </w:rPr>
@@ -738,7 +767,28 @@
         <w:rPr>
           <w:rtl w:val="0"/>
         </w:rPr>
-        <w:t xml:space="preserve">An event has one corresponding activity, but an activity may be run for many events</w:t>
+        <w:t xml:space="preserve">An event has one corresponding activity, but an activity may be run for many events.</w:t>
+      </w:r>
+    </w:p>
+    <w:p>
+      <w:pPr>
+        <w:rPr/>
+      </w:pPr>
+      <w:r>
+        <w:rPr>
+          <w:rtl w:val="0"/>
+        </w:rPr>
+      </w:r>
+    </w:p>
+    <w:p>
+      <w:pPr>
+        <w:rPr/>
+      </w:pPr>
+      <w:r>
+        <w:rPr>
+          <w:rtl w:val="0"/>
+        </w:rPr>
+        <w:t xml:space="preserve">Each event takes place at a campground location, and a location may be used for many different events.</w:t>
       </w:r>
     </w:p>
     <w:p>
@@ -760,6 +810,27 @@
           <w:rtl w:val="0"/>
         </w:rPr>
         <w:t xml:space="preserve">An activity can only have one badge associated with it, but a badge may be associated with many activities.</w:t>
+      </w:r>
+    </w:p>
+    <w:p>
+      <w:pPr>
+        <w:rPr/>
+      </w:pPr>
+      <w:r>
+        <w:rPr>
+          <w:rtl w:val="0"/>
+        </w:rPr>
+      </w:r>
+    </w:p>
+    <w:p>
+      <w:pPr>
+        <w:rPr/>
+      </w:pPr>
+      <w:r>
+        <w:rPr>
+          <w:rtl w:val="0"/>
+        </w:rPr>
+        <w:t xml:space="preserve">A camper may earn many badges, and a badge may belong to many campers. It’s also possible that a rare badge exists that no campers have earned yet.</w:t>
       </w:r>
     </w:p>
     <w:p>
@@ -875,6 +946,7 @@
     </w:pPr>
     <w:rPr>
       <w:b w:val="0"/>
+      <w:bCs w:val="0"/>
       <w:sz w:val="32"/>
       <w:szCs w:val="32"/>
     </w:rPr>
@@ -891,6 +963,7 @@
     </w:pPr>
     <w:rPr>
       <w:b w:val="0"/>
+      <w:bCs w:val="0"/>
       <w:color w:val="434343"/>
       <w:sz w:val="28"/>
       <w:szCs w:val="28"/>
@@ -940,6 +1013,7 @@
     </w:pPr>
     <w:rPr>
       <w:i w:val="1"/>
+      <w:iCs w:val="1"/>
       <w:color w:val="666666"/>
       <w:sz w:val="22"/>
       <w:szCs w:val="22"/>
@@ -973,6 +1047,7 @@
     <w:rPr>
       <w:rFonts w:ascii="Arial" w:cs="Arial" w:eastAsia="Arial" w:hAnsi="Arial"/>
       <w:i w:val="0"/>
+      <w:iCs w:val="0"/>
       <w:color w:val="666666"/>
       <w:sz w:val="30"/>
       <w:szCs w:val="30"/>
